--- a/companies/saltmarsh-environmental/People/2016.07.17 - Onboarding - Heather Morton.docx
+++ b/companies/saltmarsh-environmental/People/2016.07.17 - Onboarding - Heather Morton.docx
@@ -7,27 +7,32 @@
         <w:pStyle w:val="Heading1"/>
       </w:pPr>
       <w:r>
-        <w:t>Onboarding Record: Heather Morton</w:t>
+        <w:t>Joining Saltmarsh: Heather Morton</w:t>
       </w:r>
     </w:p>
     <w:p>
       <w:r>
-        <w:t>For the file. Heather Morton joins the consulting group as a Field Technician, starting mid-season, which is not ideal and is how it usually goes. She takes the monitoring work: the plots and transects we revisit on a permit's schedule, the repeat measurements, and the transcription that follows them. It is the least glamorous part of the practice and the part most likely to be read closely by somebody years from now, which is a fair description of why we hired for it deliberately instead of spreading it across whoever was free.</w:t>
+        <w:t>For the record: Heather Morton joined the firm this week as a Field Technician. She is coming onto the monitoring side of the practice, which is the part of our work that never quite ends. When a restoration permit is issued, the obligation to go back and measure runs for years, and someone has to make every one of those visits and make them the same way each time. Heather does that kind of work by temperament rather than by force of will, and after a couple of seasons stretched thin on monitoring, we were glad to find her.</w:t>
       </w:r>
     </w:p>
     <w:p>
       <w:r>
-        <w:t>Reporting and assignment. Heather works to Angela Flynn and takes day-to-day direction from whoever is leading the engagement she is assigned to. Because she is starting into a season already underway, her first several field days are paired with someone who has been to the site before, and she is not expected to be productive on those days. She is expected to learn the plots. Where a plot has a history of being measured a particular way, that way continues until we decide otherwise on purpose and record the decision. An improvement introduced quietly mid-record is not an improvement; it is a discontinuity that somebody will have to explain to a reviewer without knowing it happened.</w:t>
+        <w:t>Her charge is the monitoring rounds, the return trips to a restored marsh where the whole value of the visit is that it can be set beside the last one. That means holding a method steady even when it feels repetitive, because the repetition is the point; a data series is worth something only if the person taking it did not quietly change how they took it along the way. Heather understands that already, which is rarer than it sounds. She reports to John Sanchez, our Senior Scientist, who sets the monitoring schedule and reviews her field records.</w:t>
       </w:r>
     </w:p>
     <w:p>
       <w:r>
-        <w:t>First period. Health and safety orientation precedes any site visit, and field gear is issued from the office rather than found in the truck. Notebook conventions apply from the first day: date, conditions, tide state, who was present, the instrument used, and anything that did not go as planned. Field data is transcribed within the week and checked against the notebook rather than against recollection, and the notebook stays in the office when it is not in the field. Time is coded to the engagement, weekly. She should expect her first month's sheets to come back to her with questions on them; that is the point of them coming back, and it is not a comment on her work.</w:t>
+        <w:t>One thing I want her to hear from me directly. When something on a site is ambiguous, note the ambiguity; do not resolve it in your head and write down the tidy version. We would far rather carry an honest uncertainty into a report than find out later that a clean-looking record was smoothed over on the flat. On our sites a hedge is not a weakness, and no one here will ever treat it as one. The reviewer who reads these reports years from now is better served by a careful maybe than a confident guess.</w:t>
       </w:r>
     </w:p>
     <w:p>
       <w:r>
-        <w:t>Expectations, recorded here so there is no ambiguity later. A questionable reading gets flagged, not fixed. A small inconsistency between the sheet and the notebook stays visible with a note explaining it; it is not reconciled into agreement because agreement looks better. Monitoring is worth what its consistency is worth, and consistency comes from doing the same thing at the same points in the same way when nobody is watching and the tide is going out. Angela Flynn reviews the monitoring record before anything derived from it is submitted.</w:t>
+        <w:t>For her first month, John will pair her with existing rounds, so the way we log a station, a photo point, and a condition becomes second nature before she runs a route alone. The visit schedules, the equipment, and the tide windows we work within are with him, and she should lean on him for anything this note leaves open. Welcome her when your paths cross; she will be out on the marsh more than she is here.</w:t>
+      </w:r>
+    </w:p>
+    <w:p>
+      <w:r>
+        <w:t>Angela Flynn, Managing Principal</w:t>
       </w:r>
     </w:p>
     <w:sectPr>
